--- a/Received/2/2, English I.docx
+++ b/Received/2/2, English I.docx
@@ -16,6 +16,7 @@
       <w:r>
         <w:rPr>
           <w:rFonts w:ascii="Franklin Gothic Demi" w:hAnsi="Franklin Gothic Demi" w:cs="Times New Roman"/>
+          <w:noProof/>
           <w:sz w:val="36"/>
           <w:szCs w:val="36"/>
         </w:rPr>
@@ -72,6 +73,16 @@
                               </w:rPr>
                               <w:t>D-</w:t>
                             </w:r>
+                            <w:r>
+                              <w:rPr>
+                                <w:rFonts w:ascii="Times New Roman" w:hAnsi="Times New Roman" w:cs="Times New Roman"/>
+                                <w:b/>
+                                <w:bCs/>
+                                <w:sz w:val="32"/>
+                                <w:szCs w:val="32"/>
+                              </w:rPr>
+                              <w:t>11</w:t>
+                            </w:r>
                           </w:p>
                         </w:txbxContent>
                       </wps:txbx>
@@ -110,6 +121,16 @@
                         </w:rPr>
                         <w:t>D-</w:t>
                       </w:r>
+                      <w:r>
+                        <w:rPr>
+                          <w:rFonts w:ascii="Times New Roman" w:hAnsi="Times New Roman" w:cs="Times New Roman"/>
+                          <w:b/>
+                          <w:bCs/>
+                          <w:sz w:val="32"/>
+                          <w:szCs w:val="32"/>
+                        </w:rPr>
+                        <w:t>11</w:t>
+                      </w:r>
                     </w:p>
                   </w:txbxContent>
                 </v:textbox>
@@ -122,6 +143,7 @@
       <w:r>
         <w:rPr>
           <w:rFonts w:ascii="Franklin Gothic Demi" w:hAnsi="Franklin Gothic Demi" w:cs="Times New Roman"/>
+          <w:noProof/>
           <w:sz w:val="36"/>
           <w:szCs w:val="36"/>
         </w:rPr>
@@ -233,27 +255,7 @@
           <w:sz w:val="28"/>
           <w:szCs w:val="28"/>
         </w:rPr>
-        <w:t xml:space="preserve">Ratnanagar-7, </w:t>
-      </w:r>
-      <w:proofErr w:type="spellStart"/>
-      <w:r>
-        <w:rPr>
-          <w:rFonts w:ascii="Times New Roman" w:hAnsi="Times New Roman" w:cs="Times New Roman"/>
-          <w:b/>
-          <w:sz w:val="28"/>
-          <w:szCs w:val="28"/>
-        </w:rPr>
-        <w:t>Sauraha</w:t>
-      </w:r>
-      <w:proofErr w:type="spellEnd"/>
-      <w:r>
-        <w:rPr>
-          <w:rFonts w:ascii="Times New Roman" w:hAnsi="Times New Roman" w:cs="Times New Roman"/>
-          <w:b/>
-          <w:sz w:val="28"/>
-          <w:szCs w:val="28"/>
-        </w:rPr>
-        <w:t>, Chitwan</w:t>
+        <w:t>Ratnanagar-7, Sauraha, Chitwan</w:t>
       </w:r>
     </w:p>
     <w:p>
@@ -495,6 +497,7 @@
             <w:r>
               <w:rPr>
                 <w:rFonts w:ascii="Times New Roman" w:hAnsi="Times New Roman" w:cs="Times New Roman"/>
+                <w:noProof/>
                 <w:sz w:val="28"/>
                 <w:szCs w:val="28"/>
               </w:rPr>
@@ -941,29 +944,7 @@
           <w:sz w:val="32"/>
           <w:szCs w:val="32"/>
         </w:rPr>
-        <w:t xml:space="preserve">A] Write </w:t>
-      </w:r>
-      <w:proofErr w:type="spellStart"/>
-      <w:r>
-        <w:rPr>
-          <w:rFonts w:ascii="Times New Roman" w:hAnsi="Times New Roman" w:cs="Times New Roman"/>
-          <w:b/>
-          <w:bCs/>
-          <w:sz w:val="32"/>
-          <w:szCs w:val="32"/>
-        </w:rPr>
-        <w:t>Trur</w:t>
-      </w:r>
-      <w:proofErr w:type="spellEnd"/>
-      <w:r>
-        <w:rPr>
-          <w:rFonts w:ascii="Times New Roman" w:hAnsi="Times New Roman" w:cs="Times New Roman"/>
-          <w:b/>
-          <w:bCs/>
-          <w:sz w:val="32"/>
-          <w:szCs w:val="32"/>
-        </w:rPr>
-        <w:t xml:space="preserve"> or False.</w:t>
+        <w:t>A] Write Trur or False.</w:t>
       </w:r>
       <w:r>
         <w:rPr>
@@ -1328,9 +1309,422 @@
           <w:sz w:val="32"/>
           <w:szCs w:val="32"/>
         </w:rPr>
-        <w:t>There were three …………</w:t>
-      </w:r>
-      <w:proofErr w:type="gramStart"/>
+        <w:t>There were three …………….. pigs.</w:t>
+      </w:r>
+    </w:p>
+    <w:p>
+      <w:pPr>
+        <w:rPr>
+          <w:rFonts w:ascii="Times New Roman" w:hAnsi="Times New Roman" w:cs="Times New Roman"/>
+          <w:sz w:val="32"/>
+          <w:szCs w:val="32"/>
+        </w:rPr>
+      </w:pPr>
+      <w:r>
+        <w:rPr>
+          <w:rFonts w:ascii="Times New Roman" w:hAnsi="Times New Roman" w:cs="Times New Roman"/>
+          <w:sz w:val="32"/>
+          <w:szCs w:val="32"/>
+        </w:rPr>
+        <w:t xml:space="preserve"> b) The second pig built his ………….. with sticks.</w:t>
+      </w:r>
+    </w:p>
+    <w:p>
+      <w:pPr>
+        <w:ind w:left="360" w:hanging="360"/>
+        <w:rPr>
+          <w:rFonts w:ascii="Times New Roman" w:hAnsi="Times New Roman" w:cs="Times New Roman"/>
+          <w:sz w:val="32"/>
+          <w:szCs w:val="32"/>
+        </w:rPr>
+      </w:pPr>
+      <w:r>
+        <w:rPr>
+          <w:rFonts w:ascii="Times New Roman" w:hAnsi="Times New Roman" w:cs="Times New Roman"/>
+          <w:sz w:val="32"/>
+          <w:szCs w:val="32"/>
+        </w:rPr>
+        <w:t xml:space="preserve"> c) The third little pig ……………………………all day and built his</w:t>
+      </w:r>
+      <w:r>
+        <w:rPr>
+          <w:rFonts w:ascii="Times New Roman" w:hAnsi="Times New Roman" w:cs="Times New Roman"/>
+          <w:sz w:val="32"/>
+          <w:szCs w:val="32"/>
+        </w:rPr>
+        <w:t xml:space="preserve"> </w:t>
+      </w:r>
+      <w:r>
+        <w:rPr>
+          <w:rFonts w:ascii="Times New Roman" w:hAnsi="Times New Roman" w:cs="Times New Roman"/>
+          <w:sz w:val="32"/>
+          <w:szCs w:val="32"/>
+        </w:rPr>
+        <w:t>house with bricks.</w:t>
+      </w:r>
+      <w:r>
+        <w:rPr>
+          <w:rFonts w:ascii="Times New Roman" w:hAnsi="Times New Roman" w:cs="Times New Roman"/>
+          <w:sz w:val="32"/>
+          <w:szCs w:val="32"/>
+        </w:rPr>
+        <w:t xml:space="preserve">    </w:t>
+      </w:r>
+    </w:p>
+    <w:p>
+      <w:pPr>
+        <w:rPr>
+          <w:rFonts w:ascii="Times New Roman" w:hAnsi="Times New Roman" w:cs="Times New Roman"/>
+          <w:sz w:val="32"/>
+          <w:szCs w:val="32"/>
+        </w:rPr>
+      </w:pPr>
+    </w:p>
+    <w:p>
+      <w:pPr>
+        <w:rPr>
+          <w:rFonts w:ascii="Times New Roman" w:hAnsi="Times New Roman" w:cs="Times New Roman"/>
+          <w:b/>
+          <w:bCs/>
+          <w:sz w:val="32"/>
+          <w:szCs w:val="32"/>
+        </w:rPr>
+      </w:pPr>
+      <w:r>
+        <w:rPr>
+          <w:rFonts w:ascii="Times New Roman" w:hAnsi="Times New Roman" w:cs="Times New Roman"/>
+          <w:b/>
+          <w:bCs/>
+          <w:sz w:val="32"/>
+          <w:szCs w:val="32"/>
+        </w:rPr>
+        <w:t>2.  Change anyone letter to make new words.</w:t>
+      </w:r>
+      <w:r>
+        <w:rPr>
+          <w:rFonts w:ascii="Times New Roman" w:hAnsi="Times New Roman" w:cs="Times New Roman"/>
+          <w:b/>
+          <w:bCs/>
+          <w:sz w:val="32"/>
+          <w:szCs w:val="32"/>
+        </w:rPr>
+        <w:tab/>
+      </w:r>
+      <w:r>
+        <w:rPr>
+          <w:rFonts w:ascii="Times New Roman" w:hAnsi="Times New Roman" w:cs="Times New Roman"/>
+          <w:b/>
+          <w:bCs/>
+          <w:sz w:val="32"/>
+          <w:szCs w:val="32"/>
+        </w:rPr>
+        <w:tab/>
+      </w:r>
+      <w:r>
+        <w:rPr>
+          <w:rFonts w:ascii="Times New Roman" w:hAnsi="Times New Roman" w:cs="Times New Roman"/>
+          <w:b/>
+          <w:bCs/>
+          <w:sz w:val="32"/>
+          <w:szCs w:val="32"/>
+        </w:rPr>
+        <w:tab/>
+      </w:r>
+      <w:r>
+        <w:rPr>
+          <w:rFonts w:ascii="Times New Roman" w:hAnsi="Times New Roman" w:cs="Times New Roman"/>
+          <w:b/>
+          <w:bCs/>
+          <w:sz w:val="32"/>
+          <w:szCs w:val="32"/>
+        </w:rPr>
+        <w:tab/>
+      </w:r>
+      <w:r>
+        <w:rPr>
+          <w:rFonts w:ascii="Times New Roman" w:hAnsi="Times New Roman" w:cs="Times New Roman"/>
+          <w:b/>
+          <w:bCs/>
+          <w:sz w:val="32"/>
+          <w:szCs w:val="32"/>
+        </w:rPr>
+        <w:tab/>
+        <w:t>(</w:t>
+      </w:r>
+      <w:r>
+        <w:rPr>
+          <w:rFonts w:ascii="Times New Roman" w:hAnsi="Times New Roman" w:cs="Times New Roman"/>
+          <w:b/>
+          <w:bCs/>
+          <w:sz w:val="32"/>
+          <w:szCs w:val="32"/>
+        </w:rPr>
+        <w:t>1</w:t>
+      </w:r>
+      <w:r>
+        <w:rPr>
+          <w:rFonts w:ascii="Times New Roman" w:hAnsi="Times New Roman" w:cs="Times New Roman"/>
+          <w:b/>
+          <w:bCs/>
+          <w:sz w:val="32"/>
+          <w:szCs w:val="32"/>
+        </w:rPr>
+        <w:t>×</w:t>
+      </w:r>
+      <w:r>
+        <w:rPr>
+          <w:rFonts w:ascii="Times New Roman" w:hAnsi="Times New Roman" w:cs="Times New Roman"/>
+          <w:b/>
+          <w:bCs/>
+          <w:sz w:val="32"/>
+          <w:szCs w:val="32"/>
+        </w:rPr>
+        <w:t>5=5</w:t>
+      </w:r>
+      <w:r>
+        <w:rPr>
+          <w:rFonts w:ascii="Times New Roman" w:hAnsi="Times New Roman" w:cs="Times New Roman"/>
+          <w:b/>
+          <w:bCs/>
+          <w:sz w:val="32"/>
+          <w:szCs w:val="32"/>
+        </w:rPr>
+        <w:t>)</w:t>
+      </w:r>
+    </w:p>
+    <w:p>
+      <w:pPr>
+        <w:rPr>
+          <w:rFonts w:ascii="Times New Roman" w:hAnsi="Times New Roman" w:cs="Times New Roman"/>
+          <w:b/>
+          <w:bCs/>
+          <w:sz w:val="32"/>
+          <w:szCs w:val="32"/>
+        </w:rPr>
+      </w:pPr>
+      <w:r>
+        <w:rPr>
+          <w:rFonts w:ascii="Times New Roman" w:hAnsi="Times New Roman" w:cs="Times New Roman"/>
+          <w:sz w:val="32"/>
+          <w:szCs w:val="32"/>
+        </w:rPr>
+        <w:t xml:space="preserve">eg, kind- </w:t>
+      </w:r>
+      <w:r>
+        <w:rPr>
+          <w:rFonts w:ascii="Times New Roman" w:hAnsi="Times New Roman" w:cs="Times New Roman"/>
+          <w:b/>
+          <w:bCs/>
+          <w:sz w:val="32"/>
+          <w:szCs w:val="32"/>
+        </w:rPr>
+        <w:t>find</w:t>
+      </w:r>
+    </w:p>
+    <w:p>
+      <w:pPr>
+        <w:rPr>
+          <w:rFonts w:ascii="Times New Roman" w:hAnsi="Times New Roman" w:cs="Times New Roman"/>
+          <w:sz w:val="32"/>
+          <w:szCs w:val="32"/>
+        </w:rPr>
+      </w:pPr>
+      <w:r>
+        <w:rPr>
+          <w:rFonts w:ascii="Times New Roman" w:hAnsi="Times New Roman" w:cs="Times New Roman"/>
+          <w:sz w:val="32"/>
+          <w:szCs w:val="32"/>
+        </w:rPr>
+        <w:t>a) man</w:t>
+      </w:r>
+      <w:r>
+        <w:rPr>
+          <w:rFonts w:ascii="Times New Roman" w:hAnsi="Times New Roman" w:cs="Times New Roman"/>
+          <w:sz w:val="32"/>
+          <w:szCs w:val="32"/>
+        </w:rPr>
+        <w:t>-</w:t>
+      </w:r>
+      <w:r>
+        <w:rPr>
+          <w:rFonts w:ascii="Times New Roman" w:hAnsi="Times New Roman" w:cs="Times New Roman"/>
+          <w:sz w:val="32"/>
+          <w:szCs w:val="32"/>
+        </w:rPr>
+        <w:t xml:space="preserve"> …………………</w:t>
+      </w:r>
+      <w:r>
+        <w:rPr>
+          <w:rFonts w:ascii="Times New Roman" w:hAnsi="Times New Roman" w:cs="Times New Roman"/>
+          <w:sz w:val="32"/>
+          <w:szCs w:val="32"/>
+        </w:rPr>
+        <w:t>……..</w:t>
+      </w:r>
+    </w:p>
+    <w:p>
+      <w:pPr>
+        <w:rPr>
+          <w:rFonts w:ascii="Times New Roman" w:hAnsi="Times New Roman" w:cs="Times New Roman"/>
+          <w:sz w:val="32"/>
+          <w:szCs w:val="32"/>
+        </w:rPr>
+      </w:pPr>
+      <w:r>
+        <w:rPr>
+          <w:rFonts w:ascii="Times New Roman" w:hAnsi="Times New Roman" w:cs="Times New Roman"/>
+          <w:sz w:val="32"/>
+          <w:szCs w:val="32"/>
+        </w:rPr>
+        <w:t>b) wish</w:t>
+      </w:r>
+      <w:r>
+        <w:rPr>
+          <w:rFonts w:ascii="Times New Roman" w:hAnsi="Times New Roman" w:cs="Times New Roman"/>
+          <w:sz w:val="32"/>
+          <w:szCs w:val="32"/>
+        </w:rPr>
+        <w:t>-</w:t>
+      </w:r>
+      <w:r>
+        <w:rPr>
+          <w:rFonts w:ascii="Times New Roman" w:hAnsi="Times New Roman" w:cs="Times New Roman"/>
+          <w:sz w:val="32"/>
+          <w:szCs w:val="32"/>
+        </w:rPr>
+        <w:t xml:space="preserve"> </w:t>
+      </w:r>
+      <w:r>
+        <w:rPr>
+          <w:rFonts w:ascii="Times New Roman" w:hAnsi="Times New Roman" w:cs="Times New Roman"/>
+          <w:sz w:val="32"/>
+          <w:szCs w:val="32"/>
+        </w:rPr>
+        <w:t>………………………..</w:t>
+      </w:r>
+    </w:p>
+    <w:p>
+      <w:pPr>
+        <w:rPr>
+          <w:rFonts w:ascii="Times New Roman" w:hAnsi="Times New Roman" w:cs="Times New Roman"/>
+          <w:sz w:val="32"/>
+          <w:szCs w:val="32"/>
+        </w:rPr>
+      </w:pPr>
+      <w:r>
+        <w:rPr>
+          <w:rFonts w:ascii="Times New Roman" w:hAnsi="Times New Roman" w:cs="Times New Roman"/>
+          <w:sz w:val="32"/>
+          <w:szCs w:val="32"/>
+        </w:rPr>
+        <w:t>c) big</w:t>
+      </w:r>
+      <w:r>
+        <w:rPr>
+          <w:rFonts w:ascii="Times New Roman" w:hAnsi="Times New Roman" w:cs="Times New Roman"/>
+          <w:sz w:val="32"/>
+          <w:szCs w:val="32"/>
+        </w:rPr>
+        <w:t>-</w:t>
+      </w:r>
+      <w:r>
+        <w:rPr>
+          <w:rFonts w:ascii="Times New Roman" w:hAnsi="Times New Roman" w:cs="Times New Roman"/>
+          <w:sz w:val="32"/>
+          <w:szCs w:val="32"/>
+        </w:rPr>
+        <w:t xml:space="preserve"> </w:t>
+      </w:r>
+      <w:r>
+        <w:rPr>
+          <w:rFonts w:ascii="Times New Roman" w:hAnsi="Times New Roman" w:cs="Times New Roman"/>
+          <w:sz w:val="32"/>
+          <w:szCs w:val="32"/>
+        </w:rPr>
+        <w:t>……………………</w:t>
+      </w:r>
+      <w:r>
+        <w:rPr>
+          <w:rFonts w:ascii="Times New Roman" w:hAnsi="Times New Roman" w:cs="Times New Roman"/>
+          <w:sz w:val="32"/>
+          <w:szCs w:val="32"/>
+        </w:rPr>
+        <w:t>……</w:t>
+      </w:r>
+    </w:p>
+    <w:p>
+      <w:pPr>
+        <w:rPr>
+          <w:rFonts w:ascii="Times New Roman" w:hAnsi="Times New Roman" w:cs="Times New Roman"/>
+          <w:sz w:val="32"/>
+          <w:szCs w:val="32"/>
+        </w:rPr>
+      </w:pPr>
+      <w:r>
+        <w:rPr>
+          <w:rFonts w:ascii="Times New Roman" w:hAnsi="Times New Roman" w:cs="Times New Roman"/>
+          <w:sz w:val="32"/>
+          <w:szCs w:val="32"/>
+        </w:rPr>
+        <w:t>d) house</w:t>
+      </w:r>
+      <w:r>
+        <w:rPr>
+          <w:rFonts w:ascii="Times New Roman" w:hAnsi="Times New Roman" w:cs="Times New Roman"/>
+          <w:sz w:val="32"/>
+          <w:szCs w:val="32"/>
+        </w:rPr>
+        <w:t>-</w:t>
+      </w:r>
+      <w:r>
+        <w:rPr>
+          <w:rFonts w:ascii="Times New Roman" w:hAnsi="Times New Roman" w:cs="Times New Roman"/>
+          <w:sz w:val="32"/>
+          <w:szCs w:val="32"/>
+        </w:rPr>
+        <w:t xml:space="preserve"> ……………………..</w:t>
+      </w:r>
+    </w:p>
+    <w:p>
+      <w:pPr>
+        <w:rPr>
+          <w:rFonts w:ascii="Times New Roman" w:hAnsi="Times New Roman" w:cs="Times New Roman"/>
+          <w:sz w:val="32"/>
+          <w:szCs w:val="32"/>
+        </w:rPr>
+      </w:pPr>
+      <w:r>
+        <w:rPr>
+          <w:rFonts w:ascii="Times New Roman" w:hAnsi="Times New Roman" w:cs="Times New Roman"/>
+          <w:sz w:val="32"/>
+          <w:szCs w:val="32"/>
+        </w:rPr>
+        <w:t>e) hut</w:t>
+      </w:r>
+      <w:r>
+        <w:rPr>
+          <w:rFonts w:ascii="Times New Roman" w:hAnsi="Times New Roman" w:cs="Times New Roman"/>
+          <w:sz w:val="32"/>
+          <w:szCs w:val="32"/>
+        </w:rPr>
+        <w:t>-</w:t>
+      </w:r>
+      <w:r>
+        <w:rPr>
+          <w:rFonts w:ascii="Times New Roman" w:hAnsi="Times New Roman" w:cs="Times New Roman"/>
+          <w:sz w:val="32"/>
+          <w:szCs w:val="32"/>
+        </w:rPr>
+        <w:t xml:space="preserve"> </w:t>
+      </w:r>
+      <w:r>
+        <w:rPr>
+          <w:rFonts w:ascii="Times New Roman" w:hAnsi="Times New Roman" w:cs="Times New Roman"/>
+          <w:sz w:val="32"/>
+          <w:szCs w:val="32"/>
+        </w:rPr>
+        <w:t>……………………</w:t>
+      </w:r>
       <w:r>
         <w:rPr>
           <w:rFonts w:ascii="Times New Roman" w:hAnsi="Times New Roman" w:cs="Times New Roman"/>
@@ -1339,479 +1733,6 @@
         </w:rPr>
         <w:t>…..</w:t>
       </w:r>
-      <w:proofErr w:type="gramEnd"/>
-      <w:r>
-        <w:rPr>
-          <w:rFonts w:ascii="Times New Roman" w:hAnsi="Times New Roman" w:cs="Times New Roman"/>
-          <w:sz w:val="32"/>
-          <w:szCs w:val="32"/>
-        </w:rPr>
-        <w:t xml:space="preserve"> pigs.</w:t>
-      </w:r>
-    </w:p>
-    <w:p>
-      <w:pPr>
-        <w:rPr>
-          <w:rFonts w:ascii="Times New Roman" w:hAnsi="Times New Roman" w:cs="Times New Roman"/>
-          <w:sz w:val="32"/>
-          <w:szCs w:val="32"/>
-        </w:rPr>
-      </w:pPr>
-      <w:r>
-        <w:rPr>
-          <w:rFonts w:ascii="Times New Roman" w:hAnsi="Times New Roman" w:cs="Times New Roman"/>
-          <w:sz w:val="32"/>
-          <w:szCs w:val="32"/>
-        </w:rPr>
-        <w:t xml:space="preserve"> b) The second pig built his ………….. with sticks.</w:t>
-      </w:r>
-    </w:p>
-    <w:p>
-      <w:pPr>
-        <w:ind w:left="360" w:hanging="360"/>
-        <w:rPr>
-          <w:rFonts w:ascii="Times New Roman" w:hAnsi="Times New Roman" w:cs="Times New Roman"/>
-          <w:sz w:val="32"/>
-          <w:szCs w:val="32"/>
-        </w:rPr>
-      </w:pPr>
-      <w:r>
-        <w:rPr>
-          <w:rFonts w:ascii="Times New Roman" w:hAnsi="Times New Roman" w:cs="Times New Roman"/>
-          <w:sz w:val="32"/>
-          <w:szCs w:val="32"/>
-        </w:rPr>
-        <w:t xml:space="preserve"> c) The third little pig ……………………………all day and built his</w:t>
-      </w:r>
-      <w:r>
-        <w:rPr>
-          <w:rFonts w:ascii="Times New Roman" w:hAnsi="Times New Roman" w:cs="Times New Roman"/>
-          <w:sz w:val="32"/>
-          <w:szCs w:val="32"/>
-        </w:rPr>
-        <w:t xml:space="preserve"> </w:t>
-      </w:r>
-      <w:r>
-        <w:rPr>
-          <w:rFonts w:ascii="Times New Roman" w:hAnsi="Times New Roman" w:cs="Times New Roman"/>
-          <w:sz w:val="32"/>
-          <w:szCs w:val="32"/>
-        </w:rPr>
-        <w:t>house with bricks.</w:t>
-      </w:r>
-      <w:r>
-        <w:rPr>
-          <w:rFonts w:ascii="Times New Roman" w:hAnsi="Times New Roman" w:cs="Times New Roman"/>
-          <w:sz w:val="32"/>
-          <w:szCs w:val="32"/>
-        </w:rPr>
-        <w:t xml:space="preserve">    </w:t>
-      </w:r>
-    </w:p>
-    <w:p>
-      <w:pPr>
-        <w:rPr>
-          <w:rFonts w:ascii="Times New Roman" w:hAnsi="Times New Roman" w:cs="Times New Roman"/>
-          <w:sz w:val="32"/>
-          <w:szCs w:val="32"/>
-        </w:rPr>
-      </w:pPr>
-    </w:p>
-    <w:p>
-      <w:pPr>
-        <w:rPr>
-          <w:rFonts w:ascii="Times New Roman" w:hAnsi="Times New Roman" w:cs="Times New Roman"/>
-          <w:b/>
-          <w:bCs/>
-          <w:sz w:val="32"/>
-          <w:szCs w:val="32"/>
-        </w:rPr>
-      </w:pPr>
-      <w:r>
-        <w:rPr>
-          <w:rFonts w:ascii="Times New Roman" w:hAnsi="Times New Roman" w:cs="Times New Roman"/>
-          <w:b/>
-          <w:bCs/>
-          <w:sz w:val="32"/>
-          <w:szCs w:val="32"/>
-        </w:rPr>
-        <w:t>2.  Change anyone letter to make new words.</w:t>
-      </w:r>
-      <w:r>
-        <w:rPr>
-          <w:rFonts w:ascii="Times New Roman" w:hAnsi="Times New Roman" w:cs="Times New Roman"/>
-          <w:b/>
-          <w:bCs/>
-          <w:sz w:val="32"/>
-          <w:szCs w:val="32"/>
-        </w:rPr>
-        <w:tab/>
-      </w:r>
-      <w:r>
-        <w:rPr>
-          <w:rFonts w:ascii="Times New Roman" w:hAnsi="Times New Roman" w:cs="Times New Roman"/>
-          <w:b/>
-          <w:bCs/>
-          <w:sz w:val="32"/>
-          <w:szCs w:val="32"/>
-        </w:rPr>
-        <w:tab/>
-      </w:r>
-      <w:r>
-        <w:rPr>
-          <w:rFonts w:ascii="Times New Roman" w:hAnsi="Times New Roman" w:cs="Times New Roman"/>
-          <w:b/>
-          <w:bCs/>
-          <w:sz w:val="32"/>
-          <w:szCs w:val="32"/>
-        </w:rPr>
-        <w:tab/>
-      </w:r>
-      <w:r>
-        <w:rPr>
-          <w:rFonts w:ascii="Times New Roman" w:hAnsi="Times New Roman" w:cs="Times New Roman"/>
-          <w:b/>
-          <w:bCs/>
-          <w:sz w:val="32"/>
-          <w:szCs w:val="32"/>
-        </w:rPr>
-        <w:tab/>
-      </w:r>
-      <w:r>
-        <w:rPr>
-          <w:rFonts w:ascii="Times New Roman" w:hAnsi="Times New Roman" w:cs="Times New Roman"/>
-          <w:b/>
-          <w:bCs/>
-          <w:sz w:val="32"/>
-          <w:szCs w:val="32"/>
-        </w:rPr>
-        <w:tab/>
-        <w:t>(</w:t>
-      </w:r>
-      <w:r>
-        <w:rPr>
-          <w:rFonts w:ascii="Times New Roman" w:hAnsi="Times New Roman" w:cs="Times New Roman"/>
-          <w:b/>
-          <w:bCs/>
-          <w:sz w:val="32"/>
-          <w:szCs w:val="32"/>
-        </w:rPr>
-        <w:t>1</w:t>
-      </w:r>
-      <w:r>
-        <w:rPr>
-          <w:rFonts w:ascii="Times New Roman" w:hAnsi="Times New Roman" w:cs="Times New Roman"/>
-          <w:b/>
-          <w:bCs/>
-          <w:sz w:val="32"/>
-          <w:szCs w:val="32"/>
-        </w:rPr>
-        <w:t>×</w:t>
-      </w:r>
-      <w:r>
-        <w:rPr>
-          <w:rFonts w:ascii="Times New Roman" w:hAnsi="Times New Roman" w:cs="Times New Roman"/>
-          <w:b/>
-          <w:bCs/>
-          <w:sz w:val="32"/>
-          <w:szCs w:val="32"/>
-        </w:rPr>
-        <w:t>5=5</w:t>
-      </w:r>
-      <w:r>
-        <w:rPr>
-          <w:rFonts w:ascii="Times New Roman" w:hAnsi="Times New Roman" w:cs="Times New Roman"/>
-          <w:b/>
-          <w:bCs/>
-          <w:sz w:val="32"/>
-          <w:szCs w:val="32"/>
-        </w:rPr>
-        <w:t>)</w:t>
-      </w:r>
-    </w:p>
-    <w:p>
-      <w:pPr>
-        <w:rPr>
-          <w:rFonts w:ascii="Times New Roman" w:hAnsi="Times New Roman" w:cs="Times New Roman"/>
-          <w:b/>
-          <w:bCs/>
-          <w:sz w:val="32"/>
-          <w:szCs w:val="32"/>
-        </w:rPr>
-      </w:pPr>
-      <w:proofErr w:type="spellStart"/>
-      <w:r>
-        <w:rPr>
-          <w:rFonts w:ascii="Times New Roman" w:hAnsi="Times New Roman" w:cs="Times New Roman"/>
-          <w:sz w:val="32"/>
-          <w:szCs w:val="32"/>
-        </w:rPr>
-        <w:t>eg</w:t>
-      </w:r>
-      <w:proofErr w:type="spellEnd"/>
-      <w:r>
-        <w:rPr>
-          <w:rFonts w:ascii="Times New Roman" w:hAnsi="Times New Roman" w:cs="Times New Roman"/>
-          <w:sz w:val="32"/>
-          <w:szCs w:val="32"/>
-        </w:rPr>
-        <w:t xml:space="preserve">, kind- </w:t>
-      </w:r>
-      <w:r>
-        <w:rPr>
-          <w:rFonts w:ascii="Times New Roman" w:hAnsi="Times New Roman" w:cs="Times New Roman"/>
-          <w:b/>
-          <w:bCs/>
-          <w:sz w:val="32"/>
-          <w:szCs w:val="32"/>
-        </w:rPr>
-        <w:t>find</w:t>
-      </w:r>
-    </w:p>
-    <w:p>
-      <w:pPr>
-        <w:rPr>
-          <w:rFonts w:ascii="Times New Roman" w:hAnsi="Times New Roman" w:cs="Times New Roman"/>
-          <w:sz w:val="32"/>
-          <w:szCs w:val="32"/>
-        </w:rPr>
-      </w:pPr>
-      <w:r>
-        <w:rPr>
-          <w:rFonts w:ascii="Times New Roman" w:hAnsi="Times New Roman" w:cs="Times New Roman"/>
-          <w:sz w:val="32"/>
-          <w:szCs w:val="32"/>
-        </w:rPr>
-        <w:t>a) man</w:t>
-      </w:r>
-      <w:r>
-        <w:rPr>
-          <w:rFonts w:ascii="Times New Roman" w:hAnsi="Times New Roman" w:cs="Times New Roman"/>
-          <w:sz w:val="32"/>
-          <w:szCs w:val="32"/>
-        </w:rPr>
-        <w:t>-</w:t>
-      </w:r>
-      <w:r>
-        <w:rPr>
-          <w:rFonts w:ascii="Times New Roman" w:hAnsi="Times New Roman" w:cs="Times New Roman"/>
-          <w:sz w:val="32"/>
-          <w:szCs w:val="32"/>
-        </w:rPr>
-        <w:t xml:space="preserve"> …………………</w:t>
-      </w:r>
-      <w:r>
-        <w:rPr>
-          <w:rFonts w:ascii="Times New Roman" w:hAnsi="Times New Roman" w:cs="Times New Roman"/>
-          <w:sz w:val="32"/>
-          <w:szCs w:val="32"/>
-        </w:rPr>
-        <w:t>…</w:t>
-      </w:r>
-      <w:proofErr w:type="gramStart"/>
-      <w:r>
-        <w:rPr>
-          <w:rFonts w:ascii="Times New Roman" w:hAnsi="Times New Roman" w:cs="Times New Roman"/>
-          <w:sz w:val="32"/>
-          <w:szCs w:val="32"/>
-        </w:rPr>
-        <w:t>…..</w:t>
-      </w:r>
-      <w:proofErr w:type="gramEnd"/>
-    </w:p>
-    <w:p>
-      <w:pPr>
-        <w:rPr>
-          <w:rFonts w:ascii="Times New Roman" w:hAnsi="Times New Roman" w:cs="Times New Roman"/>
-          <w:sz w:val="32"/>
-          <w:szCs w:val="32"/>
-        </w:rPr>
-      </w:pPr>
-      <w:r>
-        <w:rPr>
-          <w:rFonts w:ascii="Times New Roman" w:hAnsi="Times New Roman" w:cs="Times New Roman"/>
-          <w:sz w:val="32"/>
-          <w:szCs w:val="32"/>
-        </w:rPr>
-        <w:t>b) wish</w:t>
-      </w:r>
-      <w:r>
-        <w:rPr>
-          <w:rFonts w:ascii="Times New Roman" w:hAnsi="Times New Roman" w:cs="Times New Roman"/>
-          <w:sz w:val="32"/>
-          <w:szCs w:val="32"/>
-        </w:rPr>
-        <w:t>-</w:t>
-      </w:r>
-      <w:r>
-        <w:rPr>
-          <w:rFonts w:ascii="Times New Roman" w:hAnsi="Times New Roman" w:cs="Times New Roman"/>
-          <w:sz w:val="32"/>
-          <w:szCs w:val="32"/>
-        </w:rPr>
-        <w:t xml:space="preserve"> </w:t>
-      </w:r>
-      <w:r>
-        <w:rPr>
-          <w:rFonts w:ascii="Times New Roman" w:hAnsi="Times New Roman" w:cs="Times New Roman"/>
-          <w:sz w:val="32"/>
-          <w:szCs w:val="32"/>
-        </w:rPr>
-        <w:t>……………………</w:t>
-      </w:r>
-      <w:proofErr w:type="gramStart"/>
-      <w:r>
-        <w:rPr>
-          <w:rFonts w:ascii="Times New Roman" w:hAnsi="Times New Roman" w:cs="Times New Roman"/>
-          <w:sz w:val="32"/>
-          <w:szCs w:val="32"/>
-        </w:rPr>
-        <w:t>…..</w:t>
-      </w:r>
-      <w:proofErr w:type="gramEnd"/>
-    </w:p>
-    <w:p>
-      <w:pPr>
-        <w:rPr>
-          <w:rFonts w:ascii="Times New Roman" w:hAnsi="Times New Roman" w:cs="Times New Roman"/>
-          <w:sz w:val="32"/>
-          <w:szCs w:val="32"/>
-        </w:rPr>
-      </w:pPr>
-      <w:r>
-        <w:rPr>
-          <w:rFonts w:ascii="Times New Roman" w:hAnsi="Times New Roman" w:cs="Times New Roman"/>
-          <w:sz w:val="32"/>
-          <w:szCs w:val="32"/>
-        </w:rPr>
-        <w:t>c) big</w:t>
-      </w:r>
-      <w:r>
-        <w:rPr>
-          <w:rFonts w:ascii="Times New Roman" w:hAnsi="Times New Roman" w:cs="Times New Roman"/>
-          <w:sz w:val="32"/>
-          <w:szCs w:val="32"/>
-        </w:rPr>
-        <w:t>-</w:t>
-      </w:r>
-      <w:r>
-        <w:rPr>
-          <w:rFonts w:ascii="Times New Roman" w:hAnsi="Times New Roman" w:cs="Times New Roman"/>
-          <w:sz w:val="32"/>
-          <w:szCs w:val="32"/>
-        </w:rPr>
-        <w:t xml:space="preserve"> </w:t>
-      </w:r>
-      <w:r>
-        <w:rPr>
-          <w:rFonts w:ascii="Times New Roman" w:hAnsi="Times New Roman" w:cs="Times New Roman"/>
-          <w:sz w:val="32"/>
-          <w:szCs w:val="32"/>
-        </w:rPr>
-        <w:t>……………………</w:t>
-      </w:r>
-      <w:r>
-        <w:rPr>
-          <w:rFonts w:ascii="Times New Roman" w:hAnsi="Times New Roman" w:cs="Times New Roman"/>
-          <w:sz w:val="32"/>
-          <w:szCs w:val="32"/>
-        </w:rPr>
-        <w:t>……</w:t>
-      </w:r>
-    </w:p>
-    <w:p>
-      <w:pPr>
-        <w:rPr>
-          <w:rFonts w:ascii="Times New Roman" w:hAnsi="Times New Roman" w:cs="Times New Roman"/>
-          <w:sz w:val="32"/>
-          <w:szCs w:val="32"/>
-        </w:rPr>
-      </w:pPr>
-      <w:r>
-        <w:rPr>
-          <w:rFonts w:ascii="Times New Roman" w:hAnsi="Times New Roman" w:cs="Times New Roman"/>
-          <w:sz w:val="32"/>
-          <w:szCs w:val="32"/>
-        </w:rPr>
-        <w:t>d) house</w:t>
-      </w:r>
-      <w:r>
-        <w:rPr>
-          <w:rFonts w:ascii="Times New Roman" w:hAnsi="Times New Roman" w:cs="Times New Roman"/>
-          <w:sz w:val="32"/>
-          <w:szCs w:val="32"/>
-        </w:rPr>
-        <w:t>-</w:t>
-      </w:r>
-      <w:r>
-        <w:rPr>
-          <w:rFonts w:ascii="Times New Roman" w:hAnsi="Times New Roman" w:cs="Times New Roman"/>
-          <w:sz w:val="32"/>
-          <w:szCs w:val="32"/>
-        </w:rPr>
-        <w:t xml:space="preserve"> …………………</w:t>
-      </w:r>
-      <w:proofErr w:type="gramStart"/>
-      <w:r>
-        <w:rPr>
-          <w:rFonts w:ascii="Times New Roman" w:hAnsi="Times New Roman" w:cs="Times New Roman"/>
-          <w:sz w:val="32"/>
-          <w:szCs w:val="32"/>
-        </w:rPr>
-        <w:t>…..</w:t>
-      </w:r>
-      <w:proofErr w:type="gramEnd"/>
-    </w:p>
-    <w:p>
-      <w:pPr>
-        <w:rPr>
-          <w:rFonts w:ascii="Times New Roman" w:hAnsi="Times New Roman" w:cs="Times New Roman"/>
-          <w:sz w:val="32"/>
-          <w:szCs w:val="32"/>
-        </w:rPr>
-      </w:pPr>
-      <w:r>
-        <w:rPr>
-          <w:rFonts w:ascii="Times New Roman" w:hAnsi="Times New Roman" w:cs="Times New Roman"/>
-          <w:sz w:val="32"/>
-          <w:szCs w:val="32"/>
-        </w:rPr>
-        <w:t>e) hut</w:t>
-      </w:r>
-      <w:r>
-        <w:rPr>
-          <w:rFonts w:ascii="Times New Roman" w:hAnsi="Times New Roman" w:cs="Times New Roman"/>
-          <w:sz w:val="32"/>
-          <w:szCs w:val="32"/>
-        </w:rPr>
-        <w:t>-</w:t>
-      </w:r>
-      <w:r>
-        <w:rPr>
-          <w:rFonts w:ascii="Times New Roman" w:hAnsi="Times New Roman" w:cs="Times New Roman"/>
-          <w:sz w:val="32"/>
-          <w:szCs w:val="32"/>
-        </w:rPr>
-        <w:t xml:space="preserve"> </w:t>
-      </w:r>
-      <w:r>
-        <w:rPr>
-          <w:rFonts w:ascii="Times New Roman" w:hAnsi="Times New Roman" w:cs="Times New Roman"/>
-          <w:sz w:val="32"/>
-          <w:szCs w:val="32"/>
-        </w:rPr>
-        <w:t>……………………</w:t>
-      </w:r>
-      <w:proofErr w:type="gramStart"/>
-      <w:r>
-        <w:rPr>
-          <w:rFonts w:ascii="Times New Roman" w:hAnsi="Times New Roman" w:cs="Times New Roman"/>
-          <w:sz w:val="32"/>
-          <w:szCs w:val="32"/>
-        </w:rPr>
-        <w:t>…..</w:t>
-      </w:r>
-      <w:proofErr w:type="gramEnd"/>
     </w:p>
     <w:p>
       <w:pPr>
@@ -1998,7 +1919,6 @@
         </w:rPr>
         <w:t>………...</w:t>
       </w:r>
-      <w:proofErr w:type="gramStart"/>
       <w:r>
         <w:rPr>
           <w:rFonts w:ascii="Times New Roman" w:hAnsi="Times New Roman" w:cs="Times New Roman"/>
@@ -2007,7 +1927,6 @@
         </w:rPr>
         <w:t>…..</w:t>
       </w:r>
-      <w:proofErr w:type="gramEnd"/>
     </w:p>
     <w:p>
       <w:pPr>
@@ -2039,18 +1958,8 @@
           <w:sz w:val="32"/>
           <w:szCs w:val="32"/>
         </w:rPr>
-        <w:t>……</w:t>
-      </w:r>
-      <w:proofErr w:type="gramStart"/>
-      <w:r>
-        <w:rPr>
-          <w:rFonts w:ascii="Times New Roman" w:hAnsi="Times New Roman" w:cs="Times New Roman"/>
-          <w:sz w:val="32"/>
-          <w:szCs w:val="32"/>
-        </w:rPr>
-        <w:t>…..</w:t>
-      </w:r>
-      <w:proofErr w:type="gramEnd"/>
+        <w:t>………..</w:t>
+      </w:r>
     </w:p>
     <w:p>
       <w:pPr>
@@ -2192,23 +2101,13 @@
           <w:szCs w:val="32"/>
         </w:rPr>
       </w:pPr>
-      <w:proofErr w:type="spellStart"/>
-      <w:r>
-        <w:rPr>
-          <w:rFonts w:ascii="Times New Roman" w:hAnsi="Times New Roman" w:cs="Times New Roman"/>
-          <w:sz w:val="32"/>
-          <w:szCs w:val="32"/>
-        </w:rPr>
-        <w:t>eg.</w:t>
-      </w:r>
-      <w:proofErr w:type="spellEnd"/>
-      <w:r>
-        <w:rPr>
-          <w:rFonts w:ascii="Times New Roman" w:hAnsi="Times New Roman" w:cs="Times New Roman"/>
-          <w:sz w:val="32"/>
-          <w:szCs w:val="32"/>
-        </w:rPr>
-        <w:t xml:space="preserve"> play – </w:t>
+      <w:r>
+        <w:rPr>
+          <w:rFonts w:ascii="Times New Roman" w:hAnsi="Times New Roman" w:cs="Times New Roman"/>
+          <w:sz w:val="32"/>
+          <w:szCs w:val="32"/>
+        </w:rPr>
+        <w:t xml:space="preserve">eg. play – </w:t>
       </w:r>
       <w:r>
         <w:rPr>
@@ -2501,23 +2400,13 @@
           <w:szCs w:val="32"/>
         </w:rPr>
       </w:pPr>
-      <w:proofErr w:type="spellStart"/>
-      <w:r>
-        <w:rPr>
-          <w:rFonts w:ascii="Times New Roman" w:hAnsi="Times New Roman" w:cs="Times New Roman"/>
-          <w:sz w:val="32"/>
-          <w:szCs w:val="32"/>
-        </w:rPr>
-        <w:t>eg.</w:t>
-      </w:r>
-      <w:proofErr w:type="spellEnd"/>
-      <w:r>
-        <w:rPr>
-          <w:rFonts w:ascii="Times New Roman" w:hAnsi="Times New Roman" w:cs="Times New Roman"/>
-          <w:sz w:val="32"/>
-          <w:szCs w:val="32"/>
-        </w:rPr>
-        <w:t xml:space="preserve"> snow – snowy</w:t>
+      <w:r>
+        <w:rPr>
+          <w:rFonts w:ascii="Times New Roman" w:hAnsi="Times New Roman" w:cs="Times New Roman"/>
+          <w:sz w:val="32"/>
+          <w:szCs w:val="32"/>
+        </w:rPr>
+        <w:t>eg. snow – snowy</w:t>
       </w:r>
     </w:p>
     <w:p>
@@ -2850,53 +2739,25 @@
           <w:sz w:val="32"/>
           <w:szCs w:val="32"/>
         </w:rPr>
-        <w:t>b) The boys ……………</w:t>
-      </w:r>
-      <w:proofErr w:type="gramStart"/>
-      <w:r>
-        <w:rPr>
-          <w:rFonts w:ascii="Times New Roman" w:hAnsi="Times New Roman" w:cs="Times New Roman"/>
-          <w:sz w:val="32"/>
-          <w:szCs w:val="32"/>
-        </w:rPr>
-        <w:t>…..</w:t>
-      </w:r>
-      <w:proofErr w:type="gramEnd"/>
-      <w:r>
-        <w:rPr>
-          <w:rFonts w:ascii="Times New Roman" w:hAnsi="Times New Roman" w:cs="Times New Roman"/>
-          <w:sz w:val="32"/>
-          <w:szCs w:val="32"/>
-        </w:rPr>
-        <w:t>in the garden.</w:t>
-      </w:r>
-    </w:p>
-    <w:p>
-      <w:pPr>
-        <w:rPr>
-          <w:rFonts w:ascii="Times New Roman" w:hAnsi="Times New Roman" w:cs="Times New Roman"/>
-          <w:sz w:val="32"/>
-          <w:szCs w:val="32"/>
-        </w:rPr>
-      </w:pPr>
-      <w:r>
-        <w:rPr>
-          <w:rFonts w:ascii="Times New Roman" w:hAnsi="Times New Roman" w:cs="Times New Roman"/>
-          <w:sz w:val="32"/>
-          <w:szCs w:val="32"/>
-        </w:rPr>
-        <w:t>c) I ……………</w:t>
-      </w:r>
-      <w:proofErr w:type="gramStart"/>
-      <w:r>
-        <w:rPr>
-          <w:rFonts w:ascii="Times New Roman" w:hAnsi="Times New Roman" w:cs="Times New Roman"/>
-          <w:sz w:val="32"/>
-          <w:szCs w:val="32"/>
-        </w:rPr>
-        <w:t>…..</w:t>
-      </w:r>
-      <w:proofErr w:type="gramEnd"/>
+        <w:t>b) The boys ………………..in the garden.</w:t>
+      </w:r>
+    </w:p>
+    <w:p>
+      <w:pPr>
+        <w:rPr>
+          <w:rFonts w:ascii="Times New Roman" w:hAnsi="Times New Roman" w:cs="Times New Roman"/>
+          <w:sz w:val="32"/>
+          <w:szCs w:val="32"/>
+        </w:rPr>
+      </w:pPr>
+      <w:r>
+        <w:rPr>
+          <w:rFonts w:ascii="Times New Roman" w:hAnsi="Times New Roman" w:cs="Times New Roman"/>
+          <w:sz w:val="32"/>
+          <w:szCs w:val="32"/>
+        </w:rPr>
+        <w:t>c) I ………………..</w:t>
+      </w:r>
       <w:r>
         <w:rPr>
           <w:rFonts w:ascii="Times New Roman" w:hAnsi="Times New Roman" w:cs="Times New Roman"/>
@@ -2945,25 +2806,7 @@
           <w:sz w:val="32"/>
           <w:szCs w:val="32"/>
         </w:rPr>
-        <w:t>e) They ……………</w:t>
-      </w:r>
-      <w:proofErr w:type="gramStart"/>
-      <w:r>
-        <w:rPr>
-          <w:rFonts w:ascii="Times New Roman" w:hAnsi="Times New Roman" w:cs="Times New Roman"/>
-          <w:sz w:val="32"/>
-          <w:szCs w:val="32"/>
-        </w:rPr>
-        <w:t>…..</w:t>
-      </w:r>
-      <w:proofErr w:type="gramEnd"/>
-      <w:r>
-        <w:rPr>
-          <w:rFonts w:ascii="Times New Roman" w:hAnsi="Times New Roman" w:cs="Times New Roman"/>
-          <w:sz w:val="32"/>
-          <w:szCs w:val="32"/>
-        </w:rPr>
-        <w:t>working.</w:t>
+        <w:t>e) They ………………..working.</w:t>
       </w:r>
     </w:p>
     <w:p>
@@ -3126,98 +2969,40 @@
           <w:szCs w:val="32"/>
         </w:rPr>
       </w:pPr>
-      <w:proofErr w:type="spellStart"/>
-      <w:r>
-        <w:rPr>
-          <w:rFonts w:ascii="Times New Roman" w:hAnsi="Times New Roman" w:cs="Times New Roman"/>
-          <w:sz w:val="32"/>
-          <w:szCs w:val="32"/>
-        </w:rPr>
-        <w:t>eg.</w:t>
-      </w:r>
-      <w:proofErr w:type="spellEnd"/>
-      <w:r>
-        <w:rPr>
-          <w:rFonts w:ascii="Times New Roman" w:hAnsi="Times New Roman" w:cs="Times New Roman"/>
-          <w:sz w:val="32"/>
-          <w:szCs w:val="32"/>
-        </w:rPr>
-        <w:t xml:space="preserve"> Ch-</w:t>
-      </w:r>
-      <w:r>
-        <w:rPr>
-          <w:rFonts w:ascii="Times New Roman" w:hAnsi="Times New Roman" w:cs="Times New Roman"/>
-          <w:b/>
-          <w:bCs/>
-          <w:sz w:val="32"/>
-          <w:szCs w:val="32"/>
-        </w:rPr>
-        <w:t xml:space="preserve">chair, </w:t>
-      </w:r>
-      <w:proofErr w:type="spellStart"/>
-      <w:r>
-        <w:rPr>
-          <w:rFonts w:ascii="Times New Roman" w:hAnsi="Times New Roman" w:cs="Times New Roman"/>
-          <w:b/>
-          <w:bCs/>
-          <w:sz w:val="32"/>
-          <w:szCs w:val="32"/>
-        </w:rPr>
-        <w:t>china</w:t>
-      </w:r>
-      <w:proofErr w:type="spellEnd"/>
-    </w:p>
-    <w:p>
-      <w:pPr>
-        <w:rPr>
-          <w:rFonts w:ascii="Times New Roman" w:hAnsi="Times New Roman" w:cs="Times New Roman"/>
-          <w:sz w:val="32"/>
-          <w:szCs w:val="32"/>
-        </w:rPr>
-      </w:pPr>
-      <w:r>
-        <w:rPr>
-          <w:rFonts w:ascii="Times New Roman" w:hAnsi="Times New Roman" w:cs="Times New Roman"/>
-          <w:sz w:val="32"/>
-          <w:szCs w:val="32"/>
-        </w:rPr>
-        <w:t xml:space="preserve">a) </w:t>
-      </w:r>
-      <w:proofErr w:type="spellStart"/>
-      <w:r>
-        <w:rPr>
-          <w:rFonts w:ascii="Times New Roman" w:hAnsi="Times New Roman" w:cs="Times New Roman"/>
-          <w:sz w:val="32"/>
-          <w:szCs w:val="32"/>
-        </w:rPr>
-        <w:t>sw</w:t>
-      </w:r>
-      <w:proofErr w:type="spellEnd"/>
-      <w:r>
-        <w:rPr>
-          <w:rFonts w:ascii="Times New Roman" w:hAnsi="Times New Roman" w:cs="Times New Roman"/>
-          <w:sz w:val="32"/>
-          <w:szCs w:val="32"/>
-        </w:rPr>
-        <w:t xml:space="preserve"> - …………………</w:t>
-      </w:r>
-      <w:proofErr w:type="gramStart"/>
-      <w:r>
-        <w:rPr>
-          <w:rFonts w:ascii="Times New Roman" w:hAnsi="Times New Roman" w:cs="Times New Roman"/>
-          <w:sz w:val="32"/>
-          <w:szCs w:val="32"/>
-        </w:rPr>
-        <w:t>…..</w:t>
-      </w:r>
-      <w:proofErr w:type="gramEnd"/>
-      <w:r>
-        <w:rPr>
-          <w:rFonts w:ascii="Times New Roman" w:hAnsi="Times New Roman" w:cs="Times New Roman"/>
-          <w:sz w:val="32"/>
-          <w:szCs w:val="32"/>
-        </w:rPr>
-        <w:t xml:space="preserve">             ……………………….</w:t>
+      <w:r>
+        <w:rPr>
+          <w:rFonts w:ascii="Times New Roman" w:hAnsi="Times New Roman" w:cs="Times New Roman"/>
+          <w:sz w:val="32"/>
+          <w:szCs w:val="32"/>
+        </w:rPr>
+        <w:t>eg. Ch-</w:t>
+      </w:r>
+      <w:r>
+        <w:rPr>
+          <w:rFonts w:ascii="Times New Roman" w:hAnsi="Times New Roman" w:cs="Times New Roman"/>
+          <w:b/>
+          <w:bCs/>
+          <w:sz w:val="32"/>
+          <w:szCs w:val="32"/>
+        </w:rPr>
+        <w:t>chair, china</w:t>
+      </w:r>
+    </w:p>
+    <w:p>
+      <w:pPr>
+        <w:rPr>
+          <w:rFonts w:ascii="Times New Roman" w:hAnsi="Times New Roman" w:cs="Times New Roman"/>
+          <w:sz w:val="32"/>
+          <w:szCs w:val="32"/>
+        </w:rPr>
+      </w:pPr>
+      <w:r>
+        <w:rPr>
+          <w:rFonts w:ascii="Times New Roman" w:hAnsi="Times New Roman" w:cs="Times New Roman"/>
+          <w:sz w:val="32"/>
+          <w:szCs w:val="32"/>
+        </w:rPr>
+        <w:t>a) sw - ……………………..             ……………………….</w:t>
       </w:r>
     </w:p>
     <w:p>
@@ -3256,29 +3041,7 @@
           <w:szCs w:val="32"/>
         </w:rPr>
         <w:lastRenderedPageBreak/>
-        <w:t>8) Add ‘s’ or ‘</w:t>
-      </w:r>
-      <w:proofErr w:type="spellStart"/>
-      <w:r>
-        <w:rPr>
-          <w:rFonts w:ascii="Times New Roman" w:hAnsi="Times New Roman" w:cs="Times New Roman"/>
-          <w:b/>
-          <w:bCs/>
-          <w:sz w:val="32"/>
-          <w:szCs w:val="32"/>
-        </w:rPr>
-        <w:t>es’</w:t>
-      </w:r>
-      <w:proofErr w:type="spellEnd"/>
-      <w:r>
-        <w:rPr>
-          <w:rFonts w:ascii="Times New Roman" w:hAnsi="Times New Roman" w:cs="Times New Roman"/>
-          <w:b/>
-          <w:bCs/>
-          <w:sz w:val="32"/>
-          <w:szCs w:val="32"/>
-        </w:rPr>
-        <w:t xml:space="preserve"> to the verbs.</w:t>
+        <w:t>8) Add ‘s’ or ‘es’ to the verbs.</w:t>
       </w:r>
       <w:r>
         <w:rPr>
@@ -3420,23 +3183,13 @@
           <w:szCs w:val="32"/>
         </w:rPr>
       </w:pPr>
-      <w:proofErr w:type="spellStart"/>
-      <w:r>
-        <w:rPr>
-          <w:rFonts w:ascii="Times New Roman" w:hAnsi="Times New Roman" w:cs="Times New Roman"/>
-          <w:sz w:val="32"/>
-          <w:szCs w:val="32"/>
-        </w:rPr>
-        <w:t>eg.</w:t>
-      </w:r>
-      <w:proofErr w:type="spellEnd"/>
-      <w:r>
-        <w:rPr>
-          <w:rFonts w:ascii="Times New Roman" w:hAnsi="Times New Roman" w:cs="Times New Roman"/>
-          <w:sz w:val="32"/>
-          <w:szCs w:val="32"/>
-        </w:rPr>
-        <w:t xml:space="preserve"> buy </w:t>
+      <w:r>
+        <w:rPr>
+          <w:rFonts w:ascii="Times New Roman" w:hAnsi="Times New Roman" w:cs="Times New Roman"/>
+          <w:sz w:val="32"/>
+          <w:szCs w:val="32"/>
+        </w:rPr>
+        <w:t xml:space="preserve">eg. buy </w:t>
       </w:r>
       <w:r>
         <w:rPr>
@@ -3464,16 +3217,7 @@
           <w:sz w:val="32"/>
           <w:szCs w:val="32"/>
         </w:rPr>
-        <w:t>a) eat - ………………</w:t>
-      </w:r>
-      <w:proofErr w:type="gramStart"/>
-      <w:r>
-        <w:rPr>
-          <w:rFonts w:ascii="Times New Roman" w:hAnsi="Times New Roman" w:cs="Times New Roman"/>
-          <w:sz w:val="32"/>
-          <w:szCs w:val="32"/>
-        </w:rPr>
-        <w:t>…</w:t>
+        <w:t>a) eat - …………………</w:t>
       </w:r>
       <w:r>
         <w:rPr>
@@ -3483,7 +3227,6 @@
         </w:rPr>
         <w:t>..</w:t>
       </w:r>
-      <w:proofErr w:type="gramEnd"/>
       <w:r>
         <w:rPr>
           <w:rFonts w:ascii="Times New Roman" w:hAnsi="Times New Roman" w:cs="Times New Roman"/>
@@ -3590,18 +3333,8 @@
           <w:sz w:val="32"/>
           <w:szCs w:val="32"/>
         </w:rPr>
-        <w:t>e) wake - ………………</w:t>
-      </w:r>
-      <w:proofErr w:type="gramStart"/>
-      <w:r>
-        <w:rPr>
-          <w:rFonts w:ascii="Times New Roman" w:hAnsi="Times New Roman" w:cs="Times New Roman"/>
-          <w:sz w:val="32"/>
-          <w:szCs w:val="32"/>
-        </w:rPr>
-        <w:t>…..</w:t>
-      </w:r>
-      <w:proofErr w:type="gramEnd"/>
+        <w:t>e) wake - …………………..</w:t>
+      </w:r>
     </w:p>
     <w:p>
       <w:pPr>
@@ -3781,24 +3514,7 @@
           <w:szCs w:val="32"/>
         </w:rPr>
         <w:tab/>
-      </w:r>
-      <w:proofErr w:type="spellStart"/>
-      <w:r>
-        <w:rPr>
-          <w:rFonts w:ascii="Times New Roman" w:hAnsi="Times New Roman" w:cs="Times New Roman"/>
-          <w:sz w:val="32"/>
-          <w:szCs w:val="32"/>
-        </w:rPr>
-        <w:t>i</w:t>
-      </w:r>
-      <w:proofErr w:type="spellEnd"/>
-      <w:r>
-        <w:rPr>
-          <w:rFonts w:ascii="Times New Roman" w:hAnsi="Times New Roman" w:cs="Times New Roman"/>
-          <w:sz w:val="32"/>
-          <w:szCs w:val="32"/>
-        </w:rPr>
-        <w:t>) walk heavily</w:t>
+        <w:t>i) walk heavily</w:t>
       </w:r>
     </w:p>
     <w:p>
@@ -5223,6 +4939,7 @@
   <w:style w:type="character" w:default="1" w:styleId="DefaultParagraphFont">
     <w:name w:val="Default Paragraph Font"/>
     <w:uiPriority w:val="1"/>
+    <w:semiHidden/>
     <w:unhideWhenUsed/>
   </w:style>
   <w:style w:type="table" w:default="1" w:styleId="TableNormal">

--- a/Received/2/2, English I.docx
+++ b/Received/2/2, English I.docx
@@ -335,7 +335,43 @@
           <w:szCs w:val="28"/>
         </w:rPr>
         <w:tab/>
-        <w:t>Time: - 1 hr.</w:t>
+        <w:t xml:space="preserve">Time: - </w:t>
+      </w:r>
+      <w:r>
+        <w:rPr>
+          <w:rFonts w:ascii="Times New Roman" w:hAnsi="Times New Roman" w:cs="Times New Roman"/>
+          <w:b/>
+          <w:sz w:val="28"/>
+          <w:szCs w:val="28"/>
+        </w:rPr>
+        <w:t>2</w:t>
+      </w:r>
+      <w:r>
+        <w:rPr>
+          <w:rFonts w:ascii="Times New Roman" w:hAnsi="Times New Roman" w:cs="Times New Roman"/>
+          <w:b/>
+          <w:sz w:val="28"/>
+          <w:szCs w:val="28"/>
+        </w:rPr>
+        <w:t xml:space="preserve"> hr</w:t>
+      </w:r>
+      <w:r>
+        <w:rPr>
+          <w:rFonts w:ascii="Times New Roman" w:hAnsi="Times New Roman" w:cs="Times New Roman"/>
+          <w:b/>
+          <w:sz w:val="28"/>
+          <w:szCs w:val="28"/>
+        </w:rPr>
+        <w:t>s</w:t>
+      </w:r>
+      <w:r>
+        <w:rPr>
+          <w:rFonts w:ascii="Times New Roman" w:hAnsi="Times New Roman" w:cs="Times New Roman"/>
+          <w:b/>
+          <w:sz w:val="28"/>
+          <w:szCs w:val="28"/>
+        </w:rPr>
+        <w:t>.</w:t>
       </w:r>
       <w:r>
         <w:rPr>
@@ -944,17 +980,87 @@
           <w:sz w:val="32"/>
           <w:szCs w:val="32"/>
         </w:rPr>
-        <w:t>A] Write Trur or False.</w:t>
-      </w:r>
-      <w:r>
-        <w:rPr>
-          <w:rFonts w:ascii="Times New Roman" w:hAnsi="Times New Roman" w:cs="Times New Roman"/>
-          <w:b/>
-          <w:bCs/>
-          <w:sz w:val="32"/>
-          <w:szCs w:val="32"/>
-        </w:rPr>
-        <w:tab/>
+        <w:t xml:space="preserve">A] Write </w:t>
+      </w:r>
+      <w:r>
+        <w:rPr>
+          <w:rFonts w:ascii="Times New Roman" w:hAnsi="Times New Roman" w:cs="Times New Roman"/>
+          <w:b/>
+          <w:bCs/>
+          <w:sz w:val="32"/>
+          <w:szCs w:val="32"/>
+        </w:rPr>
+        <w:t>‘</w:t>
+      </w:r>
+      <w:r>
+        <w:rPr>
+          <w:rFonts w:ascii="Times New Roman" w:hAnsi="Times New Roman" w:cs="Times New Roman"/>
+          <w:b/>
+          <w:bCs/>
+          <w:sz w:val="32"/>
+          <w:szCs w:val="32"/>
+        </w:rPr>
+        <w:t>Trur</w:t>
+      </w:r>
+      <w:r>
+        <w:rPr>
+          <w:rFonts w:ascii="Times New Roman" w:hAnsi="Times New Roman" w:cs="Times New Roman"/>
+          <w:b/>
+          <w:bCs/>
+          <w:sz w:val="32"/>
+          <w:szCs w:val="32"/>
+        </w:rPr>
+        <w:t>’</w:t>
+      </w:r>
+      <w:r>
+        <w:rPr>
+          <w:rFonts w:ascii="Times New Roman" w:hAnsi="Times New Roman" w:cs="Times New Roman"/>
+          <w:b/>
+          <w:bCs/>
+          <w:sz w:val="32"/>
+          <w:szCs w:val="32"/>
+        </w:rPr>
+        <w:t xml:space="preserve"> or </w:t>
+      </w:r>
+      <w:r>
+        <w:rPr>
+          <w:rFonts w:ascii="Times New Roman" w:hAnsi="Times New Roman" w:cs="Times New Roman"/>
+          <w:b/>
+          <w:bCs/>
+          <w:sz w:val="32"/>
+          <w:szCs w:val="32"/>
+        </w:rPr>
+        <w:t>‘</w:t>
+      </w:r>
+      <w:r>
+        <w:rPr>
+          <w:rFonts w:ascii="Times New Roman" w:hAnsi="Times New Roman" w:cs="Times New Roman"/>
+          <w:b/>
+          <w:bCs/>
+          <w:sz w:val="32"/>
+          <w:szCs w:val="32"/>
+        </w:rPr>
+        <w:t>False</w:t>
+      </w:r>
+      <w:r>
+        <w:rPr>
+          <w:rFonts w:ascii="Times New Roman" w:hAnsi="Times New Roman" w:cs="Times New Roman"/>
+          <w:b/>
+          <w:bCs/>
+          <w:sz w:val="32"/>
+          <w:szCs w:val="32"/>
+        </w:rPr>
+        <w:t>’</w:t>
+      </w:r>
+      <w:r>
+        <w:rPr>
+          <w:rFonts w:ascii="Times New Roman" w:hAnsi="Times New Roman" w:cs="Times New Roman"/>
+          <w:b/>
+          <w:bCs/>
+          <w:sz w:val="32"/>
+          <w:szCs w:val="32"/>
+        </w:rPr>
+        <w:t>.</w:t>
       </w:r>
       <w:r>
         <w:rPr>
@@ -2535,7 +2641,117 @@
           <w:sz w:val="32"/>
           <w:szCs w:val="32"/>
         </w:rPr>
-        <w:t>6) Put is, am or are</w:t>
+        <w:t xml:space="preserve">6) Put </w:t>
+      </w:r>
+      <w:r>
+        <w:rPr>
+          <w:rFonts w:ascii="Times New Roman" w:hAnsi="Times New Roman" w:cs="Times New Roman"/>
+          <w:b/>
+          <w:bCs/>
+          <w:sz w:val="32"/>
+          <w:szCs w:val="32"/>
+        </w:rPr>
+        <w:t>‘</w:t>
+      </w:r>
+      <w:r>
+        <w:rPr>
+          <w:rFonts w:ascii="Times New Roman" w:hAnsi="Times New Roman" w:cs="Times New Roman"/>
+          <w:b/>
+          <w:bCs/>
+          <w:sz w:val="32"/>
+          <w:szCs w:val="32"/>
+        </w:rPr>
+        <w:t>is</w:t>
+      </w:r>
+      <w:r>
+        <w:rPr>
+          <w:rFonts w:ascii="Times New Roman" w:hAnsi="Times New Roman" w:cs="Times New Roman"/>
+          <w:b/>
+          <w:bCs/>
+          <w:sz w:val="32"/>
+          <w:szCs w:val="32"/>
+        </w:rPr>
+        <w:t>’</w:t>
+      </w:r>
+      <w:r>
+        <w:rPr>
+          <w:rFonts w:ascii="Times New Roman" w:hAnsi="Times New Roman" w:cs="Times New Roman"/>
+          <w:b/>
+          <w:bCs/>
+          <w:sz w:val="32"/>
+          <w:szCs w:val="32"/>
+        </w:rPr>
+        <w:t xml:space="preserve">, </w:t>
+      </w:r>
+      <w:r>
+        <w:rPr>
+          <w:rFonts w:ascii="Times New Roman" w:hAnsi="Times New Roman" w:cs="Times New Roman"/>
+          <w:b/>
+          <w:bCs/>
+          <w:sz w:val="32"/>
+          <w:szCs w:val="32"/>
+        </w:rPr>
+        <w:t>‘</w:t>
+      </w:r>
+      <w:r>
+        <w:rPr>
+          <w:rFonts w:ascii="Times New Roman" w:hAnsi="Times New Roman" w:cs="Times New Roman"/>
+          <w:b/>
+          <w:bCs/>
+          <w:sz w:val="32"/>
+          <w:szCs w:val="32"/>
+        </w:rPr>
+        <w:t>am</w:t>
+      </w:r>
+      <w:r>
+        <w:rPr>
+          <w:rFonts w:ascii="Times New Roman" w:hAnsi="Times New Roman" w:cs="Times New Roman"/>
+          <w:b/>
+          <w:bCs/>
+          <w:sz w:val="32"/>
+          <w:szCs w:val="32"/>
+        </w:rPr>
+        <w:t>’</w:t>
+      </w:r>
+      <w:r>
+        <w:rPr>
+          <w:rFonts w:ascii="Times New Roman" w:hAnsi="Times New Roman" w:cs="Times New Roman"/>
+          <w:b/>
+          <w:bCs/>
+          <w:sz w:val="32"/>
+          <w:szCs w:val="32"/>
+        </w:rPr>
+        <w:t xml:space="preserve"> or </w:t>
+      </w:r>
+      <w:r>
+        <w:rPr>
+          <w:rFonts w:ascii="Times New Roman" w:hAnsi="Times New Roman" w:cs="Times New Roman"/>
+          <w:b/>
+          <w:bCs/>
+          <w:sz w:val="32"/>
+          <w:szCs w:val="32"/>
+        </w:rPr>
+        <w:t>‘</w:t>
+      </w:r>
+      <w:r>
+        <w:rPr>
+          <w:rFonts w:ascii="Times New Roman" w:hAnsi="Times New Roman" w:cs="Times New Roman"/>
+          <w:b/>
+          <w:bCs/>
+          <w:sz w:val="32"/>
+          <w:szCs w:val="32"/>
+        </w:rPr>
+        <w:t>are</w:t>
+      </w:r>
+      <w:r>
+        <w:rPr>
+          <w:rFonts w:ascii="Times New Roman" w:hAnsi="Times New Roman" w:cs="Times New Roman"/>
+          <w:b/>
+          <w:bCs/>
+          <w:sz w:val="32"/>
+          <w:szCs w:val="32"/>
+        </w:rPr>
+        <w:t>’</w:t>
       </w:r>
       <w:r>
         <w:rPr>
@@ -2546,26 +2762,6 @@
           <w:szCs w:val="32"/>
         </w:rPr>
         <w:t>.</w:t>
-      </w:r>
-      <w:r>
-        <w:rPr>
-          <w:rFonts w:ascii="Times New Roman" w:hAnsi="Times New Roman" w:cs="Times New Roman"/>
-          <w:b/>
-          <w:bCs/>
-          <w:sz w:val="32"/>
-          <w:szCs w:val="32"/>
-        </w:rPr>
-        <w:t xml:space="preserve"> </w:t>
-      </w:r>
-      <w:r>
-        <w:rPr>
-          <w:rFonts w:ascii="Times New Roman" w:hAnsi="Times New Roman" w:cs="Times New Roman"/>
-          <w:b/>
-          <w:bCs/>
-          <w:sz w:val="32"/>
-          <w:szCs w:val="32"/>
-        </w:rPr>
-        <w:tab/>
       </w:r>
       <w:r>
         <w:rPr>
@@ -4157,17 +4353,27 @@
           <w:sz w:val="32"/>
           <w:szCs w:val="32"/>
         </w:rPr>
-        <w:t>an essay about ‘Dog’.</w:t>
-      </w:r>
-      <w:r>
-        <w:rPr>
-          <w:rFonts w:ascii="Times New Roman" w:hAnsi="Times New Roman" w:cs="Times New Roman"/>
-          <w:b/>
-          <w:bCs/>
-          <w:sz w:val="32"/>
-          <w:szCs w:val="32"/>
-        </w:rPr>
-        <w:tab/>
+        <w:t>a</w:t>
+      </w:r>
+      <w:r>
+        <w:rPr>
+          <w:rFonts w:ascii="Times New Roman" w:hAnsi="Times New Roman" w:cs="Times New Roman"/>
+          <w:b/>
+          <w:bCs/>
+          <w:sz w:val="32"/>
+          <w:szCs w:val="32"/>
+        </w:rPr>
+        <w:t xml:space="preserve"> paragraph </w:t>
+      </w:r>
+      <w:r>
+        <w:rPr>
+          <w:rFonts w:ascii="Times New Roman" w:hAnsi="Times New Roman" w:cs="Times New Roman"/>
+          <w:b/>
+          <w:bCs/>
+          <w:sz w:val="32"/>
+          <w:szCs w:val="32"/>
+        </w:rPr>
+        <w:t>about ‘Dog’.</w:t>
       </w:r>
       <w:r>
         <w:rPr>
@@ -4485,6 +4691,31 @@
           <w:szCs w:val="32"/>
         </w:rPr>
         <w:t xml:space="preserve">   ……………………</w:t>
+      </w:r>
+      <w:r>
+        <w:rPr>
+          <w:rFonts w:ascii="Times New Roman" w:hAnsi="Times New Roman" w:cs="Times New Roman"/>
+          <w:sz w:val="36"/>
+          <w:szCs w:val="36"/>
+        </w:rPr>
+        <w:t>………………………………………………………</w:t>
+      </w:r>
+    </w:p>
+    <w:p>
+      <w:pPr>
+        <w:rPr>
+          <w:rFonts w:ascii="Times New Roman" w:hAnsi="Times New Roman" w:cs="Times New Roman"/>
+          <w:sz w:val="36"/>
+          <w:szCs w:val="36"/>
+        </w:rPr>
+      </w:pPr>
+      <w:r>
+        <w:rPr>
+          <w:rFonts w:ascii="Times New Roman" w:hAnsi="Times New Roman" w:cs="Times New Roman"/>
+          <w:sz w:val="32"/>
+          <w:szCs w:val="32"/>
+        </w:rPr>
+        <w:t>……………………</w:t>
       </w:r>
       <w:r>
         <w:rPr>
